--- a/docs/Plan_Correctifs_Personnalisation.docx
+++ b/docs/Plan_Correctifs_Personnalisation.docx
@@ -14,7 +14,7 @@
       <w:r>
         <w:t>Plan de répartition des tâches : correctifs de personnalisation et de professionnalisation de l'application</w:t>
         <w:br/>
-        <w:t>Sprint à démarrer dès validation par l'équipe</w:t>
+        <w:t>Sprint séquentiel — un seul membre travaille à la fois sur le code</w:t>
       </w:r>
     </w:p>
     <w:p>
@@ -37,7 +37,7 @@
     </w:p>
     <w:p>
       <w:r>
-        <w:t>Répartition ci-dessous par domaine de compétence (proche des rôles déjà établis) et par page, en limitant les collisions sur app/app_v2.py — fichier central touché par les trois membres, comme lors de la semaine de marge.</w:t>
+        <w:t>Fonctionnement retenu pour ce sprint : succession stricte, pas de travail en parallèle. Un seul membre modifie app/app_v2.py à la fois ; il pousse son code dès son bloc terminé et passe la main au suivant, qui démarre par un pull. Objectif : éliminer tout risque de conflit de fusion, au prix d'un calendrier plus long que si les trois travaillaient en parallèle.</w:t>
       </w:r>
     </w:p>
     <w:p>
@@ -58,12 +58,30 @@
         <w:pStyle w:val="Heading1"/>
       </w:pPr>
       <w:r>
-        <w:t>1. Aristide (avec l'aide de Claude)</w:t>
+        <w:t>Ordre de passage</w:t>
       </w:r>
     </w:p>
     <w:p>
       <w:r>
-        <w:t>Objectif de son bloc : cohérence des couleurs de score entre pages (logique déjà appliquée cette semaine sur l'Historique, à étendre au Dashboard), export PDF, terminologie liée aux données/au modèle dans le formulaire, footer transverse.</w:t>
+        <w:t>1. Marie-Thérèse  →  2. Andy  →  3. Aristide (clôture le sprint).</w:t>
+      </w:r>
+    </w:p>
+    <w:p>
+      <w:r>
+        <w:t>Aristide clôt le plan volontairement : son bloc contient le footer global et les ajustements de cohérence transverses (couleur du score sur deux pages), qui n'ont de sens qu'une fois les pages des deux autres stabilisées.</w:t>
+      </w:r>
+    </w:p>
+    <w:p>
+      <w:pPr>
+        <w:pStyle w:val="Heading1"/>
+      </w:pPr>
+      <w:r>
+        <w:t>1. Marie-Thérèse (avec l'aide de Claude) — Jours 1 à 5</w:t>
+      </w:r>
+    </w:p>
+    <w:p>
+      <w:r>
+        <w:t>Objectif de son bloc : pages Connexion et Création de compte (son domaine d'origine, authentification), plus les compléments Dashboard et Historique liés à l'identification du demandeur. Démarre en premier : personne d'autre ne touche app/app_v2.py pendant son bloc.</w:t>
       </w:r>
     </w:p>
     <w:tbl>
@@ -127,7 +145,7 @@
           </w:tcPr>
           <w:p>
             <w:r>
-              <w:t>Formulaire Nouvelle demande : corriger le remplissage automatique du champ "Niveau d'éducation" pour les profils à risque</w:t>
+              <w:t>Vérifier ce que permet Supabase pour l'envoi d'un email de réinitialisation de mot de passe, avant de s'engager sur un calendrier précis pour "Mot de passe oublié"</w:t>
             </w:r>
           </w:p>
         </w:tc>
@@ -137,49 +155,7 @@
           </w:tcPr>
           <w:p>
             <w:r>
-              <w:t>J1</w:t>
-            </w:r>
-          </w:p>
-        </w:tc>
-        <w:tc>
-          <w:tcPr>
-            <w:tcW w:type="dxa" w:w="2160"/>
-          </w:tcPr>
-          <w:p>
-            <w:r>
-              <w:t>0,5 j</w:t>
-            </w:r>
-          </w:p>
-        </w:tc>
-        <w:tc>
-          <w:tcPr>
-            <w:tcW w:type="dxa" w:w="2160"/>
-          </w:tcPr>
-          <w:p>
-            <w:r>
-              <w:t>Un profil de démonstration doit rester cohérent avec son scénario ; l'erreur actuelle nuit à la crédibilité des exemples affichés aux utilisateurs.</w:t>
-            </w:r>
-          </w:p>
-        </w:tc>
-      </w:tr>
-      <w:tr>
-        <w:tc>
-          <w:tcPr>
-            <w:tcW w:type="dxa" w:w="2160"/>
-          </w:tcPr>
-          <w:p>
-            <w:r>
-              <w:t>Formulaire Nouvelle demande : retirer la mention "Mode : ML prédictif"</w:t>
-            </w:r>
-          </w:p>
-        </w:tc>
-        <w:tc>
-          <w:tcPr>
-            <w:tcW w:type="dxa" w:w="2160"/>
-          </w:tcPr>
-          <w:p>
-            <w:r>
-              <w:t>J1</w:t>
+              <w:t>J1 (matin)</w:t>
             </w:r>
           </w:p>
         </w:tc>
@@ -199,7 +175,7 @@
           </w:tcPr>
           <w:p>
             <w:r>
-              <w:t>Terme technique interne sans valeur pour l'utilisateur final.</w:t>
+              <w:t>Cadrer la faisabilité avant de développer ; évite de découvrir un blocage en cours de tâche.</w:t>
             </w:r>
           </w:p>
         </w:tc>
@@ -211,7 +187,7 @@
           </w:tcPr>
           <w:p>
             <w:r>
-              <w:t>Formulaire Nouvelle demande : retirer la section "Prédiction en temps réel"</w:t>
+              <w:t>Page Connexion : implémenter "Mot de passe oublié"</w:t>
             </w:r>
           </w:p>
         </w:tc>
@@ -221,7 +197,7 @@
           </w:tcPr>
           <w:p>
             <w:r>
-              <w:t>J1</w:t>
+              <w:t>J1-J2</w:t>
             </w:r>
           </w:p>
         </w:tc>
@@ -231,7 +207,7 @@
           </w:tcPr>
           <w:p>
             <w:r>
-              <w:t>0,5 j</w:t>
+              <w:t>1,5 j</w:t>
             </w:r>
           </w:p>
         </w:tc>
@@ -241,7 +217,7 @@
           </w:tcPr>
           <w:p>
             <w:r>
-              <w:t>Jugée peu utile pendant la saisie pour un utilisateur non technique ; le résultat officiel reste affiché sur la page Résultat après validation.</w:t>
+              <w:t>Fonctionnalité standard attendue sur un écran de connexion ; le lien est actuellement mort.</w:t>
             </w:r>
           </w:p>
         </w:tc>
@@ -253,7 +229,7 @@
           </w:tcPr>
           <w:p>
             <w:r>
-              <w:t>Dashboard et Historique : adapter la couleur de la barre/jauge de score à la décision (vert / orange / rouge), via une fonction utilitaire commune aux deux pages</w:t>
+              <w:t>Page Connexion : implémenter "Rester connecté"</w:t>
             </w:r>
           </w:p>
         </w:tc>
@@ -263,7 +239,7 @@
           </w:tcPr>
           <w:p>
             <w:r>
-              <w:t>J2</w:t>
+              <w:t>J2-J3</w:t>
             </w:r>
           </w:p>
         </w:tc>
@@ -273,7 +249,7 @@
           </w:tcPr>
           <w:p>
             <w:r>
-              <w:t>0,75 j</w:t>
+              <w:t>1 j</w:t>
             </w:r>
           </w:p>
         </w:tc>
@@ -283,7 +259,7 @@
           </w:tcPr>
           <w:p>
             <w:r>
-              <w:t>Cohérence visuelle immédiate entre les deux pages qui affichent un score ; une fonction commune évite que les deux pages divergent si codées séparément.</w:t>
+              <w:t>Éviter une reconnexion à chaque session pour un usage quotidien en agence.</w:t>
             </w:r>
           </w:p>
         </w:tc>
@@ -295,7 +271,7 @@
           </w:tcPr>
           <w:p>
             <w:r>
-              <w:t>Page Résultat : renommer "Secteur" en "Secteur d'activités"</w:t>
+              <w:t>Page Connexion : remplacer la phrase située sous le logo</w:t>
             </w:r>
           </w:p>
         </w:tc>
@@ -305,7 +281,7 @@
           </w:tcPr>
           <w:p>
             <w:r>
-              <w:t>J2</w:t>
+              <w:t>J3</w:t>
             </w:r>
           </w:p>
         </w:tc>
@@ -325,7 +301,7 @@
           </w:tcPr>
           <w:p>
             <w:r>
-              <w:t>Clarté du libellé.</w:t>
+              <w:t>Texte actuel jugé à revoir par l'équipe (nouveau texte à valider en amont du sprint pour ne pas bloquer cette tâche).</w:t>
             </w:r>
           </w:p>
         </w:tc>
@@ -337,49 +313,7 @@
           </w:tcPr>
           <w:p>
             <w:r>
-              <w:t>Page Export PDF : supprimer "Microfinance XYZ" de l'en-tête de l'aperçu, renommer "Catégorie" en "Catégorie de risque"</w:t>
-            </w:r>
-          </w:p>
-        </w:tc>
-        <w:tc>
-          <w:tcPr>
-            <w:tcW w:type="dxa" w:w="2160"/>
-          </w:tcPr>
-          <w:p>
-            <w:r>
-              <w:t>J2</w:t>
-            </w:r>
-          </w:p>
-        </w:tc>
-        <w:tc>
-          <w:tcPr>
-            <w:tcW w:type="dxa" w:w="2160"/>
-          </w:tcPr>
-          <w:p>
-            <w:r>
-              <w:t>0,5 j</w:t>
-            </w:r>
-          </w:p>
-        </w:tc>
-        <w:tc>
-          <w:tcPr>
-            <w:tcW w:type="dxa" w:w="2160"/>
-          </w:tcPr>
-          <w:p>
-            <w:r>
-              <w:t>Éviter un nom d'institution fictif visible sur un document destiné à être partagé avec un client ; clarté du libellé.</w:t>
-            </w:r>
-          </w:p>
-        </w:tc>
-      </w:tr>
-      <w:tr>
-        <w:tc>
-          <w:tcPr>
-            <w:tcW w:type="dxa" w:w="2160"/>
-          </w:tcPr>
-          <w:p>
-            <w:r>
-              <w:t>Ajouter un footer global (copyright, version de l'app, nom de l'app), visible sur toutes les pages</w:t>
+              <w:t>Page Connexion : ajouter un loader / spinner après validation de la connexion, jusqu'à l'arrivée sur le Dashboard</w:t>
             </w:r>
           </w:p>
         </w:tc>
@@ -409,7 +343,259 @@
           </w:tcPr>
           <w:p>
             <w:r>
-              <w:t>Élément transverse à toutes les pages : à faire une fois les textes des autres blocs stabilisés, pour éviter les retouches répétées.</w:t>
+              <w:t>Donner un retour visuel pendant l'authentification, éviter une impression de blocage de l'application.</w:t>
+            </w:r>
+          </w:p>
+        </w:tc>
+      </w:tr>
+      <w:tr>
+        <w:tc>
+          <w:tcPr>
+            <w:tcW w:type="dxa" w:w="2160"/>
+          </w:tcPr>
+          <w:p>
+            <w:r>
+              <w:t>Page Création de compte : ajouter le logo de l'application dans le formulaire</w:t>
+            </w:r>
+          </w:p>
+        </w:tc>
+        <w:tc>
+          <w:tcPr>
+            <w:tcW w:type="dxa" w:w="2160"/>
+          </w:tcPr>
+          <w:p>
+            <w:r>
+              <w:t>J4</w:t>
+            </w:r>
+          </w:p>
+        </w:tc>
+        <w:tc>
+          <w:tcPr>
+            <w:tcW w:type="dxa" w:w="2160"/>
+          </w:tcPr>
+          <w:p>
+            <w:r>
+              <w:t>0,25 j</w:t>
+            </w:r>
+          </w:p>
+        </w:tc>
+        <w:tc>
+          <w:tcPr>
+            <w:tcW w:type="dxa" w:w="2160"/>
+          </w:tcPr>
+          <w:p>
+            <w:r>
+              <w:t>Cohérence avec la page de connexion.</w:t>
+            </w:r>
+          </w:p>
+        </w:tc>
+      </w:tr>
+      <w:tr>
+        <w:tc>
+          <w:tcPr>
+            <w:tcW w:type="dxa" w:w="2160"/>
+          </w:tcPr>
+          <w:p>
+            <w:r>
+              <w:t>Page Création de compte : séparer le champ "Nom complet" en deux champs distincts "Nom" et "Prénom"</w:t>
+            </w:r>
+          </w:p>
+        </w:tc>
+        <w:tc>
+          <w:tcPr>
+            <w:tcW w:type="dxa" w:w="2160"/>
+          </w:tcPr>
+          <w:p>
+            <w:r>
+              <w:t>J4</w:t>
+            </w:r>
+          </w:p>
+        </w:tc>
+        <w:tc>
+          <w:tcPr>
+            <w:tcW w:type="dxa" w:w="2160"/>
+          </w:tcPr>
+          <w:p>
+            <w:r>
+              <w:t>0,5 j</w:t>
+            </w:r>
+          </w:p>
+        </w:tc>
+        <w:tc>
+          <w:tcPr>
+            <w:tcW w:type="dxa" w:w="2160"/>
+          </w:tcPr>
+          <w:p>
+            <w:r>
+              <w:t>Cohérence avec le formulaire Nouvelle demande (déjà 2 champs distincts) et avec la structure des données côté Supabase.</w:t>
+            </w:r>
+          </w:p>
+        </w:tc>
+      </w:tr>
+      <w:tr>
+        <w:tc>
+          <w:tcPr>
+            <w:tcW w:type="dxa" w:w="2160"/>
+          </w:tcPr>
+          <w:p>
+            <w:r>
+              <w:t>Page Création de compte : revoir le style des bordures des champs</w:t>
+            </w:r>
+          </w:p>
+        </w:tc>
+        <w:tc>
+          <w:tcPr>
+            <w:tcW w:type="dxa" w:w="2160"/>
+          </w:tcPr>
+          <w:p>
+            <w:r>
+              <w:t>J4</w:t>
+            </w:r>
+          </w:p>
+        </w:tc>
+        <w:tc>
+          <w:tcPr>
+            <w:tcW w:type="dxa" w:w="2160"/>
+          </w:tcPr>
+          <w:p>
+            <w:r>
+              <w:t>0,25 j</w:t>
+            </w:r>
+          </w:p>
+        </w:tc>
+        <w:tc>
+          <w:tcPr>
+            <w:tcW w:type="dxa" w:w="2160"/>
+          </w:tcPr>
+          <w:p>
+            <w:r>
+              <w:t>Cohérence visuelle avec les contours ambre déjà appliqués sur la page de connexion.</w:t>
+            </w:r>
+          </w:p>
+        </w:tc>
+      </w:tr>
+      <w:tr>
+        <w:tc>
+          <w:tcPr>
+            <w:tcW w:type="dxa" w:w="2160"/>
+          </w:tcPr>
+          <w:p>
+            <w:r>
+              <w:t>Dashboard : retirer l'emoji main après le texte "Bienvenue…"</w:t>
+            </w:r>
+          </w:p>
+        </w:tc>
+        <w:tc>
+          <w:tcPr>
+            <w:tcW w:type="dxa" w:w="2160"/>
+          </w:tcPr>
+          <w:p>
+            <w:r>
+              <w:t>J5</w:t>
+            </w:r>
+          </w:p>
+        </w:tc>
+        <w:tc>
+          <w:tcPr>
+            <w:tcW w:type="dxa" w:w="2160"/>
+          </w:tcPr>
+          <w:p>
+            <w:r>
+              <w:t>0,25 j</w:t>
+            </w:r>
+          </w:p>
+        </w:tc>
+        <w:tc>
+          <w:tcPr>
+            <w:tcW w:type="dxa" w:w="2160"/>
+          </w:tcPr>
+          <w:p>
+            <w:r>
+              <w:t>Renforcer le professionnalisme perçu de l'interface.</w:t>
+            </w:r>
+          </w:p>
+        </w:tc>
+      </w:tr>
+      <w:tr>
+        <w:tc>
+          <w:tcPr>
+            <w:tcW w:type="dxa" w:w="2160"/>
+          </w:tcPr>
+          <w:p>
+            <w:r>
+              <w:t>Dashboard — tableau des demandes récentes : ajouter la colonne "Nom du demandeur"</w:t>
+            </w:r>
+          </w:p>
+        </w:tc>
+        <w:tc>
+          <w:tcPr>
+            <w:tcW w:type="dxa" w:w="2160"/>
+          </w:tcPr>
+          <w:p>
+            <w:r>
+              <w:t>J5</w:t>
+            </w:r>
+          </w:p>
+        </w:tc>
+        <w:tc>
+          <w:tcPr>
+            <w:tcW w:type="dxa" w:w="2160"/>
+          </w:tcPr>
+          <w:p>
+            <w:r>
+              <w:t>0,25 j</w:t>
+            </w:r>
+          </w:p>
+        </w:tc>
+        <w:tc>
+          <w:tcPr>
+            <w:tcW w:type="dxa" w:w="2160"/>
+          </w:tcPr>
+          <w:p>
+            <w:r>
+              <w:t>Information manquante pour identifier rapidement un dossier.</w:t>
+            </w:r>
+          </w:p>
+        </w:tc>
+      </w:tr>
+      <w:tr>
+        <w:tc>
+          <w:tcPr>
+            <w:tcW w:type="dxa" w:w="2160"/>
+          </w:tcPr>
+          <w:p>
+            <w:r>
+              <w:t>Page Historique : ajouter la colonne "Nom du demandeur" et implémenter la recherche par ce champ</w:t>
+            </w:r>
+          </w:p>
+        </w:tc>
+        <w:tc>
+          <w:tcPr>
+            <w:tcW w:type="dxa" w:w="2160"/>
+          </w:tcPr>
+          <w:p>
+            <w:r>
+              <w:t>J5</w:t>
+            </w:r>
+          </w:p>
+        </w:tc>
+        <w:tc>
+          <w:tcPr>
+            <w:tcW w:type="dxa" w:w="2160"/>
+          </w:tcPr>
+          <w:p>
+            <w:r>
+              <w:t>0,75 j</w:t>
+            </w:r>
+          </w:p>
+        </w:tc>
+        <w:tc>
+          <w:tcPr>
+            <w:tcW w:type="dxa" w:w="2160"/>
+          </w:tcPr>
+          <w:p>
+            <w:r>
+              <w:t>Retrouver rapidement un dossier sans parcourir toute la liste ; cohérence avec le Dashboard.</w:t>
             </w:r>
           </w:p>
         </w:tc>
@@ -417,7 +603,7 @@
     </w:tbl>
     <w:p>
       <w:r>
-        <w:t>Total estimé : ~3 jours.</w:t>
+        <w:t>Total : ~5 jours. Fin de bloc : Marie-Thérèse pousse son code sur sa branche, ouvre sa Pull Request, et prévient Andy que la main est passée.</w:t>
       </w:r>
     </w:p>
     <w:p>
@@ -425,12 +611,12 @@
         <w:pStyle w:val="Heading1"/>
       </w:pPr>
       <w:r>
-        <w:t>2. Andy (avec l'aide de Claude)</w:t>
+        <w:t>2. Andy (avec l'aide de Claude) — Jours 6 à 8</w:t>
       </w:r>
     </w:p>
     <w:p>
       <w:r>
-        <w:t>Objectif de son bloc : SHAP (son domaine), plus les items du formulaire à faible risque de collision avec le reste de l'équipe, et l'étude conditionnelle du multilingue.</w:t>
+        <w:t>Démarre par un pull des changements de Marie-Thérèse. Objectif de son bloc : SHAP (son domaine), plus les items du formulaire, et l'étude conditionnelle du multilingue en dernier.</w:t>
       </w:r>
     </w:p>
     <w:tbl>
@@ -494,6 +680,48 @@
           </w:tcPr>
           <w:p>
             <w:r>
+              <w:t>Pull des changements de Marie-Thérèse avant de démarrer</w:t>
+            </w:r>
+          </w:p>
+        </w:tc>
+        <w:tc>
+          <w:tcPr>
+            <w:tcW w:type="dxa" w:w="2160"/>
+          </w:tcPr>
+          <w:p>
+            <w:r>
+              <w:t>J6 (matin)</w:t>
+            </w:r>
+          </w:p>
+        </w:tc>
+        <w:tc>
+          <w:tcPr>
+            <w:tcW w:type="dxa" w:w="2160"/>
+          </w:tcPr>
+          <w:p>
+            <w:r>
+              <w:t>—</w:t>
+            </w:r>
+          </w:p>
+        </w:tc>
+        <w:tc>
+          <w:tcPr>
+            <w:tcW w:type="dxa" w:w="2160"/>
+          </w:tcPr>
+          <w:p>
+            <w:r>
+              <w:t>Repartir d'un code à jour, éviter de travailler sur une version obsolète.</w:t>
+            </w:r>
+          </w:p>
+        </w:tc>
+      </w:tr>
+      <w:tr>
+        <w:tc>
+          <w:tcPr>
+            <w:tcW w:type="dxa" w:w="2160"/>
+          </w:tcPr>
+          <w:p>
+            <w:r>
               <w:t>Page Résultat : créer un bouton "Facteurs explicatifs SHAP" qui affiche les graphiques SHAP à la demande (masqués par défaut à l'arrivée sur la page)</w:t>
             </w:r>
           </w:p>
@@ -504,7 +732,7 @@
           </w:tcPr>
           <w:p>
             <w:r>
-              <w:t>J1</w:t>
+              <w:t>J6</w:t>
             </w:r>
           </w:p>
         </w:tc>
@@ -546,7 +774,7 @@
           </w:tcPr>
           <w:p>
             <w:r>
-              <w:t>J1</w:t>
+              <w:t>J7</w:t>
             </w:r>
           </w:p>
         </w:tc>
@@ -588,7 +816,7 @@
           </w:tcPr>
           <w:p>
             <w:r>
-              <w:t>J2</w:t>
+              <w:t>J7</w:t>
             </w:r>
           </w:p>
         </w:tc>
@@ -630,7 +858,7 @@
           </w:tcPr>
           <w:p>
             <w:r>
-              <w:t>J2</w:t>
+              <w:t>J7</w:t>
             </w:r>
           </w:p>
         </w:tc>
@@ -662,7 +890,7 @@
           </w:tcPr>
           <w:p>
             <w:r>
-              <w:t>Dashboard : étudier la faisabilité d'une gestion multilingue — à implémenter uniquement si aucun risque de complication n'est identifié (feature conditionnelle, non bloquante pour le reste du plan)</w:t>
+              <w:t>Dashboard : étudier la faisabilité d'une gestion multilingue — à implémenter uniquement si aucun risque de complication n'est identifié (feature conditionnelle, non bloquante pour la suite)</w:t>
             </w:r>
           </w:p>
         </w:tc>
@@ -672,7 +900,7 @@
           </w:tcPr>
           <w:p>
             <w:r>
-              <w:t>J3</w:t>
+              <w:t>J8</w:t>
             </w:r>
           </w:p>
         </w:tc>
@@ -692,7 +920,7 @@
           </w:tcPr>
           <w:p>
             <w:r>
-              <w:t>Explicitement conditionnel : ne pas retarder la livraison du reste du sprint si la complexité s'avère trop élevée.</w:t>
+              <w:t>Explicitement conditionnel : ne pas retarder la passation à Aristide si la complexité s'avère trop élevée — dans ce cas, documenter le blocage et passer la main quand même.</w:t>
             </w:r>
           </w:p>
         </w:tc>
@@ -700,7 +928,7 @@
     </w:tbl>
     <w:p>
       <w:r>
-        <w:t>Total estimé : ~3 jours (dont 1 jour conditionnel, multilingue).</w:t>
+        <w:t>Total : ~3 jours (dont 1 jour conditionnel, plafonné, pour le multilingue). Fin de bloc : Andy pousse son code, ouvre sa Pull Request, et prévient Aristide que la main est passée.</w:t>
       </w:r>
     </w:p>
     <w:p>
@@ -708,12 +936,12 @@
         <w:pStyle w:val="Heading1"/>
       </w:pPr>
       <w:r>
-        <w:t>3. Marie-Thérèse (avec l'aide de Claude)</w:t>
+        <w:t>3. Aristide (avec l'aide de Claude) — Jours 9 à 11 — clôture le sprint</w:t>
       </w:r>
     </w:p>
     <w:p>
       <w:r>
-        <w:t>Objectif de son bloc : pages Connexion et Création de compte (son domaine d'origine, authentification), plus les compléments Dashboard et Historique liés à l'identification du demandeur.</w:t>
+        <w:t>Démarre par un pull des changements de Marie-Thérèse et d'Andy. Objectif de son bloc : cohérence des couleurs de score entre pages, export PDF, terminologie liée aux données/au modèle, et le footer global — volontairement en dernier car transverse à toutes les pages désormais stabilisées.</w:t>
       </w:r>
     </w:p>
     <w:tbl>
@@ -777,7 +1005,7 @@
           </w:tcPr>
           <w:p>
             <w:r>
-              <w:t>Page Connexion : implémenter "Mot de passe oublié" — vérifier dès J1 ce que permet Supabase (envoi d'email de réinitialisation) avant de s'engager sur un calendrier précis</w:t>
+              <w:t>Pull des changements de Marie-Thérèse et d'Andy avant de démarrer</w:t>
             </w:r>
           </w:p>
         </w:tc>
@@ -787,7 +1015,7 @@
           </w:tcPr>
           <w:p>
             <w:r>
-              <w:t>J1-J2</w:t>
+              <w:t>J9 (matin)</w:t>
             </w:r>
           </w:p>
         </w:tc>
@@ -797,7 +1025,7 @@
           </w:tcPr>
           <w:p>
             <w:r>
-              <w:t>1,5 j</w:t>
+              <w:t>—</w:t>
             </w:r>
           </w:p>
         </w:tc>
@@ -807,7 +1035,7 @@
           </w:tcPr>
           <w:p>
             <w:r>
-              <w:t>Fonctionnalité standard attendue sur un écran de connexion ; le lien est actuellement mort.</w:t>
+              <w:t>Repartir d'un code à jour, éviter de travailler sur une version obsolète.</w:t>
             </w:r>
           </w:p>
         </w:tc>
@@ -819,7 +1047,7 @@
           </w:tcPr>
           <w:p>
             <w:r>
-              <w:t>Page Connexion : implémenter "Rester connecté"</w:t>
+              <w:t>Formulaire Nouvelle demande : corriger le remplissage automatique du champ "Niveau d'éducation" pour les profils à risque</w:t>
             </w:r>
           </w:p>
         </w:tc>
@@ -829,7 +1057,7 @@
           </w:tcPr>
           <w:p>
             <w:r>
-              <w:t>J1-J2</w:t>
+              <w:t>J9</w:t>
             </w:r>
           </w:p>
         </w:tc>
@@ -839,7 +1067,7 @@
           </w:tcPr>
           <w:p>
             <w:r>
-              <w:t>1 j</w:t>
+              <w:t>0,5 j</w:t>
             </w:r>
           </w:p>
         </w:tc>
@@ -849,7 +1077,7 @@
           </w:tcPr>
           <w:p>
             <w:r>
-              <w:t>Éviter une reconnexion à chaque session pour un usage quotidien en agence.</w:t>
+              <w:t>Un profil de démonstration doit rester cohérent avec son scénario ; l'erreur actuelle nuit à la crédibilité des exemples affichés aux utilisateurs.</w:t>
             </w:r>
           </w:p>
         </w:tc>
@@ -861,7 +1089,7 @@
           </w:tcPr>
           <w:p>
             <w:r>
-              <w:t>Page Connexion : remplacer la phrase située sous le logo</w:t>
+              <w:t>Formulaire Nouvelle demande : retirer la mention "Mode : ML prédictif"</w:t>
             </w:r>
           </w:p>
         </w:tc>
@@ -871,7 +1099,7 @@
           </w:tcPr>
           <w:p>
             <w:r>
-              <w:t>J1</w:t>
+              <w:t>J9</w:t>
             </w:r>
           </w:p>
         </w:tc>
@@ -891,7 +1119,7 @@
           </w:tcPr>
           <w:p>
             <w:r>
-              <w:t>Texte actuel jugé à revoir par l'équipe (nouveau texte à définir ensemble avant implémentation).</w:t>
+              <w:t>Terme technique interne sans valeur pour l'utilisateur final.</w:t>
             </w:r>
           </w:p>
         </w:tc>
@@ -903,7 +1131,7 @@
           </w:tcPr>
           <w:p>
             <w:r>
-              <w:t>Page Connexion : ajouter un loader / spinner après validation de la connexion, jusqu'à l'arrivée sur le Dashboard</w:t>
+              <w:t>Formulaire Nouvelle demande : retirer la section "Prédiction en temps réel"</w:t>
             </w:r>
           </w:p>
         </w:tc>
@@ -913,7 +1141,7 @@
           </w:tcPr>
           <w:p>
             <w:r>
-              <w:t>J2</w:t>
+              <w:t>J9</w:t>
             </w:r>
           </w:p>
         </w:tc>
@@ -933,7 +1161,7 @@
           </w:tcPr>
           <w:p>
             <w:r>
-              <w:t>Donner un retour visuel pendant l'authentification, éviter une impression de blocage de l'application.</w:t>
+              <w:t>Jugée peu utile pendant la saisie pour un utilisateur non technique ; le résultat officiel reste affiché sur la page Résultat après validation.</w:t>
             </w:r>
           </w:p>
         </w:tc>
@@ -945,7 +1173,7 @@
           </w:tcPr>
           <w:p>
             <w:r>
-              <w:t>Page Création de compte : ajouter le logo de l'application dans le formulaire</w:t>
+              <w:t>Dashboard et Historique : adapter la couleur de la barre/jauge de score à la décision (vert / orange / rouge), via une fonction utilitaire commune aux deux pages</w:t>
             </w:r>
           </w:p>
         </w:tc>
@@ -955,7 +1183,49 @@
           </w:tcPr>
           <w:p>
             <w:r>
-              <w:t>J3</w:t>
+              <w:t>J10</w:t>
+            </w:r>
+          </w:p>
+        </w:tc>
+        <w:tc>
+          <w:tcPr>
+            <w:tcW w:type="dxa" w:w="2160"/>
+          </w:tcPr>
+          <w:p>
+            <w:r>
+              <w:t>0,75 j</w:t>
+            </w:r>
+          </w:p>
+        </w:tc>
+        <w:tc>
+          <w:tcPr>
+            <w:tcW w:type="dxa" w:w="2160"/>
+          </w:tcPr>
+          <w:p>
+            <w:r>
+              <w:t>Cohérence visuelle immédiate entre les deux pages qui affichent un score ; une fonction commune évite que les deux pages divergent.</w:t>
+            </w:r>
+          </w:p>
+        </w:tc>
+      </w:tr>
+      <w:tr>
+        <w:tc>
+          <w:tcPr>
+            <w:tcW w:type="dxa" w:w="2160"/>
+          </w:tcPr>
+          <w:p>
+            <w:r>
+              <w:t>Page Résultat : renommer "Secteur" en "Secteur d'activités"</w:t>
+            </w:r>
+          </w:p>
+        </w:tc>
+        <w:tc>
+          <w:tcPr>
+            <w:tcW w:type="dxa" w:w="2160"/>
+          </w:tcPr>
+          <w:p>
+            <w:r>
+              <w:t>J10</w:t>
             </w:r>
           </w:p>
         </w:tc>
@@ -975,7 +1245,7 @@
           </w:tcPr>
           <w:p>
             <w:r>
-              <w:t>Cohérence avec la page de connexion.</w:t>
+              <w:t>Clarté du libellé.</w:t>
             </w:r>
           </w:p>
         </w:tc>
@@ -987,7 +1257,7 @@
           </w:tcPr>
           <w:p>
             <w:r>
-              <w:t>Page Création de compte : séparer le champ "Nom complet" en deux champs distincts "Nom" et "Prénom"</w:t>
+              <w:t>Page Export PDF : supprimer "Microfinance XYZ" de l'en-tête de l'aperçu, renommer "Catégorie" en "Catégorie de risque"</w:t>
             </w:r>
           </w:p>
         </w:tc>
@@ -997,7 +1267,7 @@
           </w:tcPr>
           <w:p>
             <w:r>
-              <w:t>J3</w:t>
+              <w:t>J10</w:t>
             </w:r>
           </w:p>
         </w:tc>
@@ -1017,7 +1287,7 @@
           </w:tcPr>
           <w:p>
             <w:r>
-              <w:t>Cohérence avec le formulaire Nouvelle demande (déjà 2 champs distincts) et avec la structure des données côté Supabase.</w:t>
+              <w:t>Éviter un nom d'institution fictif visible sur un document destiné à être partagé avec un client ; clarté du libellé.</w:t>
             </w:r>
           </w:p>
         </w:tc>
@@ -1029,7 +1299,7 @@
           </w:tcPr>
           <w:p>
             <w:r>
-              <w:t>Page Création de compte : revoir le style des bordures des champs</w:t>
+              <w:t>Ajouter un footer global (copyright, version de l'app, nom de l'app), visible sur toutes les pages</w:t>
             </w:r>
           </w:p>
         </w:tc>
@@ -1039,175 +1309,7 @@
           </w:tcPr>
           <w:p>
             <w:r>
-              <w:t>J3</w:t>
-            </w:r>
-          </w:p>
-        </w:tc>
-        <w:tc>
-          <w:tcPr>
-            <w:tcW w:type="dxa" w:w="2160"/>
-          </w:tcPr>
-          <w:p>
-            <w:r>
-              <w:t>0,25 j</w:t>
-            </w:r>
-          </w:p>
-        </w:tc>
-        <w:tc>
-          <w:tcPr>
-            <w:tcW w:type="dxa" w:w="2160"/>
-          </w:tcPr>
-          <w:p>
-            <w:r>
-              <w:t>Cohérence visuelle avec les contours ambre déjà appliqués sur la page de connexion.</w:t>
-            </w:r>
-          </w:p>
-        </w:tc>
-      </w:tr>
-      <w:tr>
-        <w:tc>
-          <w:tcPr>
-            <w:tcW w:type="dxa" w:w="2160"/>
-          </w:tcPr>
-          <w:p>
-            <w:r>
-              <w:t>Dashboard : retirer l'emoji main après le texte "Bienvenue…"</w:t>
-            </w:r>
-          </w:p>
-        </w:tc>
-        <w:tc>
-          <w:tcPr>
-            <w:tcW w:type="dxa" w:w="2160"/>
-          </w:tcPr>
-          <w:p>
-            <w:r>
-              <w:t>J4</w:t>
-            </w:r>
-          </w:p>
-        </w:tc>
-        <w:tc>
-          <w:tcPr>
-            <w:tcW w:type="dxa" w:w="2160"/>
-          </w:tcPr>
-          <w:p>
-            <w:r>
-              <w:t>0,25 j</w:t>
-            </w:r>
-          </w:p>
-        </w:tc>
-        <w:tc>
-          <w:tcPr>
-            <w:tcW w:type="dxa" w:w="2160"/>
-          </w:tcPr>
-          <w:p>
-            <w:r>
-              <w:t>Renforcer le professionnalisme perçu de l'interface.</w:t>
-            </w:r>
-          </w:p>
-        </w:tc>
-      </w:tr>
-      <w:tr>
-        <w:tc>
-          <w:tcPr>
-            <w:tcW w:type="dxa" w:w="2160"/>
-          </w:tcPr>
-          <w:p>
-            <w:r>
-              <w:t>Dashboard — tableau des demandes récentes : ajouter la colonne "Nom du demandeur"</w:t>
-            </w:r>
-          </w:p>
-        </w:tc>
-        <w:tc>
-          <w:tcPr>
-            <w:tcW w:type="dxa" w:w="2160"/>
-          </w:tcPr>
-          <w:p>
-            <w:r>
-              <w:t>J4</w:t>
-            </w:r>
-          </w:p>
-        </w:tc>
-        <w:tc>
-          <w:tcPr>
-            <w:tcW w:type="dxa" w:w="2160"/>
-          </w:tcPr>
-          <w:p>
-            <w:r>
-              <w:t>0,25 j</w:t>
-            </w:r>
-          </w:p>
-        </w:tc>
-        <w:tc>
-          <w:tcPr>
-            <w:tcW w:type="dxa" w:w="2160"/>
-          </w:tcPr>
-          <w:p>
-            <w:r>
-              <w:t>Information manquante pour identifier rapidement un dossier.</w:t>
-            </w:r>
-          </w:p>
-        </w:tc>
-      </w:tr>
-      <w:tr>
-        <w:tc>
-          <w:tcPr>
-            <w:tcW w:type="dxa" w:w="2160"/>
-          </w:tcPr>
-          <w:p>
-            <w:r>
-              <w:t>Page Historique : ajouter la colonne "Nom du demandeur"</w:t>
-            </w:r>
-          </w:p>
-        </w:tc>
-        <w:tc>
-          <w:tcPr>
-            <w:tcW w:type="dxa" w:w="2160"/>
-          </w:tcPr>
-          <w:p>
-            <w:r>
-              <w:t>J4</w:t>
-            </w:r>
-          </w:p>
-        </w:tc>
-        <w:tc>
-          <w:tcPr>
-            <w:tcW w:type="dxa" w:w="2160"/>
-          </w:tcPr>
-          <w:p>
-            <w:r>
-              <w:t>0,25 j</w:t>
-            </w:r>
-          </w:p>
-        </w:tc>
-        <w:tc>
-          <w:tcPr>
-            <w:tcW w:type="dxa" w:w="2160"/>
-          </w:tcPr>
-          <w:p>
-            <w:r>
-              <w:t>Idem, cohérence avec le Dashboard.</w:t>
-            </w:r>
-          </w:p>
-        </w:tc>
-      </w:tr>
-      <w:tr>
-        <w:tc>
-          <w:tcPr>
-            <w:tcW w:type="dxa" w:w="2160"/>
-          </w:tcPr>
-          <w:p>
-            <w:r>
-              <w:t>Page Historique : implémenter la recherche par "Nom du demandeur"</w:t>
-            </w:r>
-          </w:p>
-        </w:tc>
-        <w:tc>
-          <w:tcPr>
-            <w:tcW w:type="dxa" w:w="2160"/>
-          </w:tcPr>
-          <w:p>
-            <w:r>
-              <w:t>J5</w:t>
+              <w:t>J11</w:t>
             </w:r>
           </w:p>
         </w:tc>
@@ -1227,7 +1329,7 @@
           </w:tcPr>
           <w:p>
             <w:r>
-              <w:t>Retrouver rapidement un dossier sans parcourir toute la liste.</w:t>
+              <w:t>Élément transverse à toutes les pages : fait en dernier, une fois les textes de tout le monde stabilisés, pour éviter les retouches répétées.</w:t>
             </w:r>
           </w:p>
         </w:tc>
@@ -1235,7 +1337,7 @@
     </w:tbl>
     <w:p>
       <w:r>
-        <w:t>Total estimé : ~5 jours.</w:t>
+        <w:t>Total : ~3 jours. Fin de bloc : Aristide pousse son code, intègre l'ensemble via Pull Request vers main — clôture du sprint.</w:t>
       </w:r>
     </w:p>
     <w:p>
@@ -1243,7 +1345,7 @@
         <w:pStyle w:val="Heading1"/>
       </w:pPr>
       <w:r>
-        <w:t>4. Ordre de succession (points de vigilance)</w:t>
+        <w:t>4. Règles de passation (points de vigilance)</w:t>
       </w:r>
     </w:p>
     <w:p>
@@ -1251,7 +1353,7 @@
         <w:pStyle w:val="ListBullet"/>
       </w:pPr>
       <w:r>
-        <w:t>app/app_v2.py est touché par les trois personnes cette semaine — comme lors de la semaine de marge, chacun travaille sur des fonctions/pages distinctes (page_connexion et page_register pour Marie-Thérèse ; page_resultats, page_export_pdf et le formulaire pour Aristide et Andy) pour limiter les conflits de fusion.</w:t>
+        <w:t>Un seul membre modifie app/app_v2.py à la fois — pas de travail en parallèle sur le code cette fois-ci, contrairement à la semaine de marge : le calendrier est plus long, mais aucun conflit de fusion n'est possible.</w:t>
       </w:r>
     </w:p>
     <w:p>
@@ -1259,7 +1361,7 @@
         <w:pStyle w:val="ListBullet"/>
       </w:pPr>
       <w:r>
-        <w:t>Le multilingue (Andy, bloc conditionnel) est volontairement séquencé en dernier dans son bloc : fait trop tôt, tout texte modifié ensuite par les autres devrait être retraduit.</w:t>
+        <w:t>Chaque bloc se termine par un push explicite (et une Pull Request) avant la passation ; le membre suivant démarre systématiquement par un pull, jamais sur une copie locale non synchronisée.</w:t>
       </w:r>
     </w:p>
     <w:p>
@@ -1267,7 +1369,7 @@
         <w:pStyle w:val="ListBullet"/>
       </w:pPr>
       <w:r>
-        <w:t>La couleur du score (Aristide) touche à la fois le Dashboard et l'Historique dans une même tâche, via une fonction commune, pour éviter que les deux pages soient codées séparément et divergent.</w:t>
+        <w:t>"Mot de passe oublié" (Marie-Thérèse) dépend de ce que permet Supabase — à valider dès J1 avant d'estimer plus précisément la suite de son bloc ; un retard ici décale tout le calendrier.</w:t>
       </w:r>
     </w:p>
     <w:p>
@@ -1275,7 +1377,7 @@
         <w:pStyle w:val="ListBullet"/>
       </w:pPr>
       <w:r>
-        <w:t>"Mot de passe oublié" (Marie-Thérèse) dépend de ce que permet Supabase en matière d'envoi d'email — à valider dès J1 avant d'estimer plus précisément la suite de son bloc.</w:t>
+        <w:t>Le texte sous le logo de la page de connexion doit être choisi par l'équipe avant J1, pour ne pas bloquer Marie-Thérèse en cours de bloc.</w:t>
       </w:r>
     </w:p>
     <w:p>
@@ -1283,7 +1385,7 @@
         <w:pStyle w:val="ListBullet"/>
       </w:pPr>
       <w:r>
-        <w:t>Pull fréquent recommandé (au moins une fois par demi-journée) pour limiter les divergences prolongées sur app_v2.py.</w:t>
+        <w:t>Le multilingue (Andy, J8) reste conditionnel et plafonné à 1 jour : s'il n'est pas concluant, Andy documente le blocage et passe la main à Aristide sans attendre — la fin du sprint ne doit pas glisser à cause de cet item.</w:t>
       </w:r>
     </w:p>
     <w:p>
@@ -1296,7 +1398,7 @@
     </w:p>
     <w:p>
       <w:r>
-        <w:t>Point d'avancement à mi-sprint (date à fixer en équipe) : vérifier en priorité l'état de "Mot de passe oublié" et du multilingue conditionnel, les deux items les plus incertains en durée.</w:t>
+        <w:t>Point d'avancement à chaque passation (fin de bloc de Marie-Thérèse, fin de bloc d'Andy) : rapide validation de ce qui a été fait avant que le membre suivant ne démarre, pour repartir sur une base commune claire.</w:t>
       </w:r>
     </w:p>
     <w:p>

--- a/docs/Plan_Correctifs_Personnalisation.docx
+++ b/docs/Plan_Correctifs_Personnalisation.docx
@@ -14,7 +14,7 @@
       <w:r>
         <w:t>Plan de répartition des tâches : correctifs de personnalisation et de professionnalisation de l'application</w:t>
         <w:br/>
-        <w:t>Sprint séquentiel — un seul membre travaille à la fois sur le code</w:t>
+        <w:t>Sprint séquentiel resserré — démarrage lundi 7 septembre 2026 (soirée), objectif 5 jours calendaires, 1 semaine maximum</w:t>
       </w:r>
     </w:p>
     <w:p>
@@ -32,12 +32,12 @@
     </w:p>
     <w:p>
       <w:r>
-        <w:t>Suite à une analyse menée en groupe, une liste de correctifs a été établie pour rendre l'application plus personnalisée et plus professionnelle : textes et comportements par défaut à revoir, éléments techniques visibles à retirer de l'expérience utilisateur, cohérences visuelles manquantes entre pages.</w:t>
+        <w:t>Suite à une analyse menée en groupe, une liste de correctifs a été établie pour rendre l'application plus personnalisée et plus professionnelle. Calendrier volontairement resserré : démarrage dès ce lundi 7 septembre 2026 en soirée, avec une réactivité effective attendue de chaque membre — objectif 5 jours calendaires, 1 semaine au maximum si un bloc déborde.</w:t>
       </w:r>
     </w:p>
     <w:p>
       <w:r>
-        <w:t>Fonctionnement retenu pour ce sprint : succession stricte, pas de travail en parallèle. Un seul membre modifie app/app_v2.py à la fois ; il pousse son code dès son bloc terminé et passe la main au suivant, qui démarre par un pull. Objectif : éliminer tout risque de conflit de fusion, au prix d'un calendrier plus long que si les trois travaillaient en parallèle.</w:t>
+        <w:t>Fonctionnement retenu : succession stricte, pas de travail en parallèle sur le code. Un seul membre modifie app/app_v2.py à la fois ; il pousse son code dès son bloc terminé et passe la main au suivant, qui démarre par un pull sans délai.</w:t>
       </w:r>
     </w:p>
     <w:p>
@@ -50,7 +50,7 @@
     </w:p>
     <w:p>
       <w:r>
-        <w:t>Chaque page doit refléter un choix assumé par l'équipe (texte, comportement, terminologie) plutôt qu'une valeur par défaut, un élément technique interne, ou un doublon entre pages.</w:t>
+        <w:t>Chaque page doit refléter un choix assumé par l'équipe (texte, comportement, terminologie) plutôt qu'une valeur par défaut, un élément technique interne, ou un doublon entre pages — livré en 5 jours calendaires si possible, 7 jours au grand maximum.</w:t>
       </w:r>
     </w:p>
     <w:p>
@@ -58,12 +58,17 @@
         <w:pStyle w:val="Heading1"/>
       </w:pPr>
       <w:r>
-        <w:t>Ordre de passage</w:t>
+        <w:t>Ordre de passage et calendrier cible</w:t>
       </w:r>
     </w:p>
     <w:p>
       <w:r>
-        <w:t>1. Marie-Thérèse  →  2. Andy  →  3. Aristide (clôture le sprint).</w:t>
+        <w:t>1. Marie-Thérèse (lun 7 sept, soir → mar 8 sept)  →  2. Andy (mer 9 sept)  →  3. Aristide (jeu 10 → ven 11 sept, clôture le sprint).</w:t>
+      </w:r>
+    </w:p>
+    <w:p>
+      <w:r>
+        <w:t>Si un bloc déborde malgré tout, la limite absolue reste lundi 14 septembre 2026 (1 semaine après le démarrage).</w:t>
       </w:r>
     </w:p>
     <w:p>
@@ -76,12 +81,12 @@
         <w:pStyle w:val="Heading1"/>
       </w:pPr>
       <w:r>
-        <w:t>1. Marie-Thérèse (avec l'aide de Claude) — Jours 1 à 5</w:t>
+        <w:t>1. Marie-Thérèse (avec l'aide de Claude) — lun 7 sept (soir) → mar 8 sept</w:t>
       </w:r>
     </w:p>
     <w:p>
       <w:r>
-        <w:t>Objectif de son bloc : pages Connexion et Création de compte (son domaine d'origine, authentification), plus les compléments Dashboard et Historique liés à l'identification du demandeur. Démarre en premier : personne d'autre ne touche app/app_v2.py pendant son bloc.</w:t>
+        <w:t>Objectif de son bloc : pages Connexion et Création de compte, plus les compléments Dashboard et Historique liés à l'identification du demandeur. Démarre ce soir : personne d'autre ne touche app/app_v2.py pendant son bloc.</w:t>
       </w:r>
     </w:p>
     <w:tbl>
@@ -113,7 +118,7 @@
           </w:tcPr>
           <w:p>
             <w:r>
-              <w:t>Jour</w:t>
+              <w:t>Moment</w:t>
             </w:r>
           </w:p>
         </w:tc>
@@ -145,7 +150,7 @@
           </w:tcPr>
           <w:p>
             <w:r>
-              <w:t>Vérifier ce que permet Supabase pour l'envoi d'un email de réinitialisation de mot de passe, avant de s'engager sur un calendrier précis pour "Mot de passe oublié"</w:t>
+              <w:t>Vérifier ce que permet Supabase pour l'envoi d'un email de réinitialisation de mot de passe</w:t>
             </w:r>
           </w:p>
         </w:tc>
@@ -155,7 +160,7 @@
           </w:tcPr>
           <w:p>
             <w:r>
-              <w:t>J1 (matin)</w:t>
+              <w:t>Lun 7 sept (soir)</w:t>
             </w:r>
           </w:p>
         </w:tc>
@@ -165,7 +170,7 @@
           </w:tcPr>
           <w:p>
             <w:r>
-              <w:t>0,25 j</w:t>
+              <w:t>1 h</w:t>
             </w:r>
           </w:p>
         </w:tc>
@@ -197,7 +202,7 @@
           </w:tcPr>
           <w:p>
             <w:r>
-              <w:t>J1-J2</w:t>
+              <w:t>Lun 7 (soir) → Mar 8</w:t>
             </w:r>
           </w:p>
         </w:tc>
@@ -207,7 +212,7 @@
           </w:tcPr>
           <w:p>
             <w:r>
-              <w:t>1,5 j</w:t>
+              <w:t>5 h</w:t>
             </w:r>
           </w:p>
         </w:tc>
@@ -239,7 +244,7 @@
           </w:tcPr>
           <w:p>
             <w:r>
-              <w:t>J2-J3</w:t>
+              <w:t>Mar 8 sept</w:t>
             </w:r>
           </w:p>
         </w:tc>
@@ -249,7 +254,7 @@
           </w:tcPr>
           <w:p>
             <w:r>
-              <w:t>1 j</w:t>
+              <w:t>3 h</w:t>
             </w:r>
           </w:p>
         </w:tc>
@@ -271,7 +276,7 @@
           </w:tcPr>
           <w:p>
             <w:r>
-              <w:t>Page Connexion : remplacer la phrase située sous le logo</w:t>
+              <w:t>Page Connexion : remplacer la phrase située sous le logo (texte validé en amont par l'équipe)</w:t>
             </w:r>
           </w:p>
         </w:tc>
@@ -281,7 +286,7 @@
           </w:tcPr>
           <w:p>
             <w:r>
-              <w:t>J3</w:t>
+              <w:t>Mar 8 sept</w:t>
             </w:r>
           </w:p>
         </w:tc>
@@ -291,7 +296,7 @@
           </w:tcPr>
           <w:p>
             <w:r>
-              <w:t>0,25 j</w:t>
+              <w:t>30 min</w:t>
             </w:r>
           </w:p>
         </w:tc>
@@ -301,7 +306,7 @@
           </w:tcPr>
           <w:p>
             <w:r>
-              <w:t>Texte actuel jugé à revoir par l'équipe (nouveau texte à valider en amont du sprint pour ne pas bloquer cette tâche).</w:t>
+              <w:t>Texte actuel jugé à revoir ; le choisir avant le sprint évite tout temps d'attente ici.</w:t>
             </w:r>
           </w:p>
         </w:tc>
@@ -313,7 +318,7 @@
           </w:tcPr>
           <w:p>
             <w:r>
-              <w:t>Page Connexion : ajouter un loader / spinner après validation de la connexion, jusqu'à l'arrivée sur le Dashboard</w:t>
+              <w:t>Page Connexion : ajouter un loader / spinner après validation, jusqu'à l'arrivée sur le Dashboard</w:t>
             </w:r>
           </w:p>
         </w:tc>
@@ -323,7 +328,7 @@
           </w:tcPr>
           <w:p>
             <w:r>
-              <w:t>J3</w:t>
+              <w:t>Mar 8 sept</w:t>
             </w:r>
           </w:p>
         </w:tc>
@@ -333,7 +338,7 @@
           </w:tcPr>
           <w:p>
             <w:r>
-              <w:t>0,5 j</w:t>
+              <w:t>1 h 30</w:t>
             </w:r>
           </w:p>
         </w:tc>
@@ -343,7 +348,7 @@
           </w:tcPr>
           <w:p>
             <w:r>
-              <w:t>Donner un retour visuel pendant l'authentification, éviter une impression de blocage de l'application.</w:t>
+              <w:t>Retour visuel pendant l'authentification, évite une impression de blocage.</w:t>
             </w:r>
           </w:p>
         </w:tc>
@@ -355,7 +360,7 @@
           </w:tcPr>
           <w:p>
             <w:r>
-              <w:t>Page Création de compte : ajouter le logo de l'application dans le formulaire</w:t>
+              <w:t>Page Création de compte : ajouter le logo de l'application</w:t>
             </w:r>
           </w:p>
         </w:tc>
@@ -365,7 +370,7 @@
           </w:tcPr>
           <w:p>
             <w:r>
-              <w:t>J4</w:t>
+              <w:t>Mar 8 sept</w:t>
             </w:r>
           </w:p>
         </w:tc>
@@ -375,7 +380,7 @@
           </w:tcPr>
           <w:p>
             <w:r>
-              <w:t>0,25 j</w:t>
+              <w:t>30 min</w:t>
             </w:r>
           </w:p>
         </w:tc>
@@ -397,7 +402,7 @@
           </w:tcPr>
           <w:p>
             <w:r>
-              <w:t>Page Création de compte : séparer le champ "Nom complet" en deux champs distincts "Nom" et "Prénom"</w:t>
+              <w:t>Page Création de compte : séparer "Nom complet" en "Nom" et "Prénom"</w:t>
             </w:r>
           </w:p>
         </w:tc>
@@ -407,7 +412,7 @@
           </w:tcPr>
           <w:p>
             <w:r>
-              <w:t>J4</w:t>
+              <w:t>Mar 8 sept</w:t>
             </w:r>
           </w:p>
         </w:tc>
@@ -417,7 +422,7 @@
           </w:tcPr>
           <w:p>
             <w:r>
-              <w:t>0,5 j</w:t>
+              <w:t>1 h</w:t>
             </w:r>
           </w:p>
         </w:tc>
@@ -427,7 +432,7 @@
           </w:tcPr>
           <w:p>
             <w:r>
-              <w:t>Cohérence avec le formulaire Nouvelle demande (déjà 2 champs distincts) et avec la structure des données côté Supabase.</w:t>
+              <w:t>Cohérence avec le formulaire Nouvelle demande et la structure des données Supabase.</w:t>
             </w:r>
           </w:p>
         </w:tc>
@@ -449,7 +454,7 @@
           </w:tcPr>
           <w:p>
             <w:r>
-              <w:t>J4</w:t>
+              <w:t>Mar 8 sept</w:t>
             </w:r>
           </w:p>
         </w:tc>
@@ -459,7 +464,7 @@
           </w:tcPr>
           <w:p>
             <w:r>
-              <w:t>0,25 j</w:t>
+              <w:t>30 min</w:t>
             </w:r>
           </w:p>
         </w:tc>
@@ -481,7 +486,7 @@
           </w:tcPr>
           <w:p>
             <w:r>
-              <w:t>Dashboard : retirer l'emoji main après le texte "Bienvenue…"</w:t>
+              <w:t>Dashboard : retirer l'emoji main après "Bienvenue…"</w:t>
             </w:r>
           </w:p>
         </w:tc>
@@ -491,7 +496,7 @@
           </w:tcPr>
           <w:p>
             <w:r>
-              <w:t>J5</w:t>
+              <w:t>Mar 8 sept (soir)</w:t>
             </w:r>
           </w:p>
         </w:tc>
@@ -501,7 +506,7 @@
           </w:tcPr>
           <w:p>
             <w:r>
-              <w:t>0,25 j</w:t>
+              <w:t>15 min</w:t>
             </w:r>
           </w:p>
         </w:tc>
@@ -511,7 +516,7 @@
           </w:tcPr>
           <w:p>
             <w:r>
-              <w:t>Renforcer le professionnalisme perçu de l'interface.</w:t>
+              <w:t>Renforcer le professionnalisme perçu.</w:t>
             </w:r>
           </w:p>
         </w:tc>
@@ -533,7 +538,7 @@
           </w:tcPr>
           <w:p>
             <w:r>
-              <w:t>J5</w:t>
+              <w:t>Mar 8 sept (soir)</w:t>
             </w:r>
           </w:p>
         </w:tc>
@@ -543,7 +548,7 @@
           </w:tcPr>
           <w:p>
             <w:r>
-              <w:t>0,25 j</w:t>
+              <w:t>30 min</w:t>
             </w:r>
           </w:p>
         </w:tc>
@@ -565,7 +570,7 @@
           </w:tcPr>
           <w:p>
             <w:r>
-              <w:t>Page Historique : ajouter la colonne "Nom du demandeur" et implémenter la recherche par ce champ</w:t>
+              <w:t>Page Historique : ajouter la colonne "Nom du demandeur" et la recherche par ce champ</w:t>
             </w:r>
           </w:p>
         </w:tc>
@@ -575,7 +580,7 @@
           </w:tcPr>
           <w:p>
             <w:r>
-              <w:t>J5</w:t>
+              <w:t>Mar 8 (soir) → Mer 9 (matin)</w:t>
             </w:r>
           </w:p>
         </w:tc>
@@ -585,7 +590,7 @@
           </w:tcPr>
           <w:p>
             <w:r>
-              <w:t>0,75 j</w:t>
+              <w:t>2 h</w:t>
             </w:r>
           </w:p>
         </w:tc>
@@ -595,7 +600,7 @@
           </w:tcPr>
           <w:p>
             <w:r>
-              <w:t>Retrouver rapidement un dossier sans parcourir toute la liste ; cohérence avec le Dashboard.</w:t>
+              <w:t>Retrouver rapidement un dossier ; cohérence avec le Dashboard.</w:t>
             </w:r>
           </w:p>
         </w:tc>
@@ -603,7 +608,7 @@
     </w:tbl>
     <w:p>
       <w:r>
-        <w:t>Total : ~5 jours. Fin de bloc : Marie-Thérèse pousse son code sur sa branche, ouvre sa Pull Request, et prévient Andy que la main est passée.</w:t>
+        <w:t>Total : ~16 h (≈ 2 jours). Fin de bloc mercredi 9 sept au matin : Marie-Thérèse pousse son code, ouvre sa Pull Request, prévient Andy.</w:t>
       </w:r>
     </w:p>
     <w:p>
@@ -611,12 +616,12 @@
         <w:pStyle w:val="Heading1"/>
       </w:pPr>
       <w:r>
-        <w:t>2. Andy (avec l'aide de Claude) — Jours 6 à 8</w:t>
+        <w:t>2. Andy (avec l'aide de Claude) — mercredi 9 septembre</w:t>
       </w:r>
     </w:p>
     <w:p>
       <w:r>
-        <w:t>Démarre par un pull des changements de Marie-Thérèse. Objectif de son bloc : SHAP (son domaine), plus les items du formulaire, et l'étude conditionnelle du multilingue en dernier.</w:t>
+        <w:t>Démarre par un pull des changements de Marie-Thérèse dès réception de sa Pull Request. Objectif de son bloc : SHAP, formulaire, et le multilingue en dernier, strictement conditionnel.</w:t>
       </w:r>
     </w:p>
     <w:tbl>
@@ -648,7 +653,7 @@
           </w:tcPr>
           <w:p>
             <w:r>
-              <w:t>Jour</w:t>
+              <w:t>Moment</w:t>
             </w:r>
           </w:p>
         </w:tc>
@@ -680,7 +685,7 @@
           </w:tcPr>
           <w:p>
             <w:r>
-              <w:t>Pull des changements de Marie-Thérèse avant de démarrer</w:t>
+              <w:t>Pull des changements de Marie-Thérèse</w:t>
             </w:r>
           </w:p>
         </w:tc>
@@ -690,7 +695,7 @@
           </w:tcPr>
           <w:p>
             <w:r>
-              <w:t>J6 (matin)</w:t>
+              <w:t>Mer 9 sept (matin)</w:t>
             </w:r>
           </w:p>
         </w:tc>
@@ -700,7 +705,7 @@
           </w:tcPr>
           <w:p>
             <w:r>
-              <w:t>—</w:t>
+              <w:t>15 min</w:t>
             </w:r>
           </w:p>
         </w:tc>
@@ -710,7 +715,7 @@
           </w:tcPr>
           <w:p>
             <w:r>
-              <w:t>Repartir d'un code à jour, éviter de travailler sur une version obsolète.</w:t>
+              <w:t>Repartir d'un code à jour.</w:t>
             </w:r>
           </w:p>
         </w:tc>
@@ -722,7 +727,7 @@
           </w:tcPr>
           <w:p>
             <w:r>
-              <w:t>Page Résultat : créer un bouton "Facteurs explicatifs SHAP" qui affiche les graphiques SHAP à la demande (masqués par défaut à l'arrivée sur la page)</w:t>
+              <w:t>Page Résultat : bouton "Facteurs explicatifs SHAP" qui affiche les graphiques SHAP à la demande (masqués par défaut)</w:t>
             </w:r>
           </w:p>
         </w:tc>
@@ -732,7 +737,7 @@
           </w:tcPr>
           <w:p>
             <w:r>
-              <w:t>J6</w:t>
+              <w:t>Mer 9 sept</w:t>
             </w:r>
           </w:p>
         </w:tc>
@@ -742,7 +747,7 @@
           </w:tcPr>
           <w:p>
             <w:r>
-              <w:t>1 j</w:t>
+              <w:t>4 h</w:t>
             </w:r>
           </w:p>
         </w:tc>
@@ -752,7 +757,7 @@
           </w:tcPr>
           <w:p>
             <w:r>
-              <w:t>Les graphiques SHAP sont jugés inutiles en affichage direct pour un utilisateur non technique, mais potentiellement utiles pour un profil plus expert : les rendre accessibles à la demande plutôt que de les retirer.</w:t>
+              <w:t>Jugés inutiles en affichage direct pour un utilisateur non technique, potentiellement utiles pour un profil expert : accessibles à la demande plutôt que retirés.</w:t>
             </w:r>
           </w:p>
         </w:tc>
@@ -764,7 +769,7 @@
           </w:tcPr>
           <w:p>
             <w:r>
-              <w:t>Formulaire Nouvelle demande : retirer les emojis "générés par IA"</w:t>
+              <w:t>Formulaire : retirer les emojis "générés par IA"</w:t>
             </w:r>
           </w:p>
         </w:tc>
@@ -774,7 +779,7 @@
           </w:tcPr>
           <w:p>
             <w:r>
-              <w:t>J7</w:t>
+              <w:t>Mer 9 sept</w:t>
             </w:r>
           </w:p>
         </w:tc>
@@ -784,7 +789,7 @@
           </w:tcPr>
           <w:p>
             <w:r>
-              <w:t>0,25 j</w:t>
+              <w:t>15 min</w:t>
             </w:r>
           </w:p>
         </w:tc>
@@ -794,7 +799,7 @@
           </w:tcPr>
           <w:p>
             <w:r>
-              <w:t>Renforcer le professionnalisme perçu de l'interface.</w:t>
+              <w:t>Renforcer le professionnalisme perçu.</w:t>
             </w:r>
           </w:p>
         </w:tc>
@@ -806,7 +811,7 @@
           </w:tcPr>
           <w:p>
             <w:r>
-              <w:t>Formulaire Nouvelle demande : retirer les champs "Mobile Money" et "Membre Tontine"</w:t>
+              <w:t>Formulaire : retirer "Mobile Money" et "Membre Tontine"</w:t>
             </w:r>
           </w:p>
         </w:tc>
@@ -816,7 +821,7 @@
           </w:tcPr>
           <w:p>
             <w:r>
-              <w:t>J7</w:t>
+              <w:t>Mer 9 sept</w:t>
             </w:r>
           </w:p>
         </w:tc>
@@ -826,7 +831,7 @@
           </w:tcPr>
           <w:p>
             <w:r>
-              <w:t>0,25 j</w:t>
+              <w:t>15 min</w:t>
             </w:r>
           </w:p>
         </w:tc>
@@ -836,7 +841,7 @@
           </w:tcPr>
           <w:p>
             <w:r>
-              <w:t>Simplifier le formulaire (champs jugés superflus par l'équipe).</w:t>
+              <w:t>Simplifier le formulaire (champs jugés superflus).</w:t>
             </w:r>
           </w:p>
         </w:tc>
@@ -848,7 +853,7 @@
           </w:tcPr>
           <w:p>
             <w:r>
-              <w:t>Formulaire Nouvelle demande : si "Objet du prêt" ou "Secteur d'activité" = "Autre", afficher un champ texte de justification</w:t>
+              <w:t>Formulaire : si "Objet du prêt" ou "Secteur d'activité" = "Autre", afficher un champ texte de justification</w:t>
             </w:r>
           </w:p>
         </w:tc>
@@ -858,7 +863,7 @@
           </w:tcPr>
           <w:p>
             <w:r>
-              <w:t>J7</w:t>
+              <w:t>Mer 9 sept</w:t>
             </w:r>
           </w:p>
         </w:tc>
@@ -868,7 +873,7 @@
           </w:tcPr>
           <w:p>
             <w:r>
-              <w:t>0,5 j</w:t>
+              <w:t>2 h</w:t>
             </w:r>
           </w:p>
         </w:tc>
@@ -878,7 +883,7 @@
           </w:tcPr>
           <w:p>
             <w:r>
-              <w:t>Éviter la perte d'information quand aucune catégorie prédéfinie ne correspond au dossier.</w:t>
+              <w:t>Éviter la perte d'information quand aucune catégorie prédéfinie ne correspond.</w:t>
             </w:r>
           </w:p>
         </w:tc>
@@ -890,7 +895,7 @@
           </w:tcPr>
           <w:p>
             <w:r>
-              <w:t>Dashboard : étudier la faisabilité d'une gestion multilingue — à implémenter uniquement si aucun risque de complication n'est identifié (feature conditionnelle, non bloquante pour la suite)</w:t>
+              <w:t>Dashboard : étudier la faisabilité d'une gestion multilingue — implémentée seulement si aucun risque de complication</w:t>
             </w:r>
           </w:p>
         </w:tc>
@@ -900,7 +905,7 @@
           </w:tcPr>
           <w:p>
             <w:r>
-              <w:t>J8</w:t>
+              <w:t>Mer 9 sept (soir)</w:t>
             </w:r>
           </w:p>
         </w:tc>
@@ -910,7 +915,7 @@
           </w:tcPr>
           <w:p>
             <w:r>
-              <w:t>1 j (plafonné)</w:t>
+              <w:t>3 h max</w:t>
             </w:r>
           </w:p>
         </w:tc>
@@ -920,7 +925,7 @@
           </w:tcPr>
           <w:p>
             <w:r>
-              <w:t>Explicitement conditionnel : ne pas retarder la passation à Aristide si la complexité s'avère trop élevée — dans ce cas, documenter le blocage et passer la main quand même.</w:t>
+              <w:t>Conditionnel et plafonné : si trop complexe, documenter et passer la main sans attendre — ne doit pas faire déraper le calendrier.</w:t>
             </w:r>
           </w:p>
         </w:tc>
@@ -928,7 +933,7 @@
     </w:tbl>
     <w:p>
       <w:r>
-        <w:t>Total : ~3 jours (dont 1 jour conditionnel, plafonné, pour le multilingue). Fin de bloc : Andy pousse son code, ouvre sa Pull Request, et prévient Aristide que la main est passée.</w:t>
+        <w:t>Total : ~10 h (≈ 1,5 jour, plafonné). Fin de bloc mercredi 9 sept en soirée ou jeudi 10 sept au matin au plus tard : Andy pousse son code, ouvre sa Pull Request, prévient Aristide.</w:t>
       </w:r>
     </w:p>
     <w:p>
@@ -936,12 +941,12 @@
         <w:pStyle w:val="Heading1"/>
       </w:pPr>
       <w:r>
-        <w:t>3. Aristide (avec l'aide de Claude) — Jours 9 à 11 — clôture le sprint</w:t>
+        <w:t>3. Aristide (avec l'aide de Claude) — jeu 10 → ven 11 sept — clôture le sprint</w:t>
       </w:r>
     </w:p>
     <w:p>
       <w:r>
-        <w:t>Démarre par un pull des changements de Marie-Thérèse et d'Andy. Objectif de son bloc : cohérence des couleurs de score entre pages, export PDF, terminologie liée aux données/au modèle, et le footer global — volontairement en dernier car transverse à toutes les pages désormais stabilisées.</w:t>
+        <w:t>Démarre par un pull des changements de Marie-Thérèse et d'Andy. Objectif de son bloc : cohérence des couleurs de score, export PDF, terminologie liée au modèle, et le footer global — en dernier car transverse à toutes les pages désormais stabilisées.</w:t>
       </w:r>
     </w:p>
     <w:tbl>
@@ -973,7 +978,7 @@
           </w:tcPr>
           <w:p>
             <w:r>
-              <w:t>Jour</w:t>
+              <w:t>Moment</w:t>
             </w:r>
           </w:p>
         </w:tc>
@@ -1005,7 +1010,7 @@
           </w:tcPr>
           <w:p>
             <w:r>
-              <w:t>Pull des changements de Marie-Thérèse et d'Andy avant de démarrer</w:t>
+              <w:t>Pull des changements de Marie-Thérèse et d'Andy</w:t>
             </w:r>
           </w:p>
         </w:tc>
@@ -1015,7 +1020,7 @@
           </w:tcPr>
           <w:p>
             <w:r>
-              <w:t>J9 (matin)</w:t>
+              <w:t>Jeu 10 sept (matin)</w:t>
             </w:r>
           </w:p>
         </w:tc>
@@ -1025,7 +1030,7 @@
           </w:tcPr>
           <w:p>
             <w:r>
-              <w:t>—</w:t>
+              <w:t>15 min</w:t>
             </w:r>
           </w:p>
         </w:tc>
@@ -1035,7 +1040,7 @@
           </w:tcPr>
           <w:p>
             <w:r>
-              <w:t>Repartir d'un code à jour, éviter de travailler sur une version obsolète.</w:t>
+              <w:t>Repartir d'un code à jour.</w:t>
             </w:r>
           </w:p>
         </w:tc>
@@ -1047,7 +1052,7 @@
           </w:tcPr>
           <w:p>
             <w:r>
-              <w:t>Formulaire Nouvelle demande : corriger le remplissage automatique du champ "Niveau d'éducation" pour les profils à risque</w:t>
+              <w:t>Formulaire : corriger le remplissage automatique du "Niveau d'éducation" pour les profils à risque</w:t>
             </w:r>
           </w:p>
         </w:tc>
@@ -1057,7 +1062,7 @@
           </w:tcPr>
           <w:p>
             <w:r>
-              <w:t>J9</w:t>
+              <w:t>Jeu 10 sept</w:t>
             </w:r>
           </w:p>
         </w:tc>
@@ -1067,7 +1072,7 @@
           </w:tcPr>
           <w:p>
             <w:r>
-              <w:t>0,5 j</w:t>
+              <w:t>1 h 30</w:t>
             </w:r>
           </w:p>
         </w:tc>
@@ -1077,7 +1082,7 @@
           </w:tcPr>
           <w:p>
             <w:r>
-              <w:t>Un profil de démonstration doit rester cohérent avec son scénario ; l'erreur actuelle nuit à la crédibilité des exemples affichés aux utilisateurs.</w:t>
+              <w:t>Un profil de démonstration doit rester cohérent avec son scénario.</w:t>
             </w:r>
           </w:p>
         </w:tc>
@@ -1089,7 +1094,7 @@
           </w:tcPr>
           <w:p>
             <w:r>
-              <w:t>Formulaire Nouvelle demande : retirer la mention "Mode : ML prédictif"</w:t>
+              <w:t>Formulaire : retirer la mention "Mode : ML prédictif"</w:t>
             </w:r>
           </w:p>
         </w:tc>
@@ -1099,7 +1104,7 @@
           </w:tcPr>
           <w:p>
             <w:r>
-              <w:t>J9</w:t>
+              <w:t>Jeu 10 sept</w:t>
             </w:r>
           </w:p>
         </w:tc>
@@ -1109,7 +1114,7 @@
           </w:tcPr>
           <w:p>
             <w:r>
-              <w:t>0,25 j</w:t>
+              <w:t>15 min</w:t>
             </w:r>
           </w:p>
         </w:tc>
@@ -1131,7 +1136,7 @@
           </w:tcPr>
           <w:p>
             <w:r>
-              <w:t>Formulaire Nouvelle demande : retirer la section "Prédiction en temps réel"</w:t>
+              <w:t>Formulaire : retirer la section "Prédiction en temps réel"</w:t>
             </w:r>
           </w:p>
         </w:tc>
@@ -1141,7 +1146,7 @@
           </w:tcPr>
           <w:p>
             <w:r>
-              <w:t>J9</w:t>
+              <w:t>Jeu 10 sept</w:t>
             </w:r>
           </w:p>
         </w:tc>
@@ -1151,7 +1156,7 @@
           </w:tcPr>
           <w:p>
             <w:r>
-              <w:t>0,5 j</w:t>
+              <w:t>1 h 30</w:t>
             </w:r>
           </w:p>
         </w:tc>
@@ -1161,7 +1166,7 @@
           </w:tcPr>
           <w:p>
             <w:r>
-              <w:t>Jugée peu utile pendant la saisie pour un utilisateur non technique ; le résultat officiel reste affiché sur la page Résultat après validation.</w:t>
+              <w:t>Jugée peu utile pendant la saisie ; le résultat officiel reste sur la page Résultat.</w:t>
             </w:r>
           </w:p>
         </w:tc>
@@ -1173,7 +1178,7 @@
           </w:tcPr>
           <w:p>
             <w:r>
-              <w:t>Dashboard et Historique : adapter la couleur de la barre/jauge de score à la décision (vert / orange / rouge), via une fonction utilitaire commune aux deux pages</w:t>
+              <w:t>Dashboard et Historique : couleur de la jauge/score selon la décision (vert / orange / rouge), fonction commune aux deux pages</w:t>
             </w:r>
           </w:p>
         </w:tc>
@@ -1183,7 +1188,7 @@
           </w:tcPr>
           <w:p>
             <w:r>
-              <w:t>J10</w:t>
+              <w:t>Jeu 10 (soir) → Ven 11</w:t>
             </w:r>
           </w:p>
         </w:tc>
@@ -1193,7 +1198,7 @@
           </w:tcPr>
           <w:p>
             <w:r>
-              <w:t>0,75 j</w:t>
+              <w:t>2 h 30</w:t>
             </w:r>
           </w:p>
         </w:tc>
@@ -1203,7 +1208,7 @@
           </w:tcPr>
           <w:p>
             <w:r>
-              <w:t>Cohérence visuelle immédiate entre les deux pages qui affichent un score ; une fonction commune évite que les deux pages divergent.</w:t>
+              <w:t>Cohérence visuelle entre les deux pages ; une fonction commune évite toute divergence.</w:t>
             </w:r>
           </w:p>
         </w:tc>
@@ -1225,7 +1230,7 @@
           </w:tcPr>
           <w:p>
             <w:r>
-              <w:t>J10</w:t>
+              <w:t>Ven 11 sept</w:t>
             </w:r>
           </w:p>
         </w:tc>
@@ -1235,7 +1240,7 @@
           </w:tcPr>
           <w:p>
             <w:r>
-              <w:t>0,25 j</w:t>
+              <w:t>15 min</w:t>
             </w:r>
           </w:p>
         </w:tc>
@@ -1257,7 +1262,7 @@
           </w:tcPr>
           <w:p>
             <w:r>
-              <w:t>Page Export PDF : supprimer "Microfinance XYZ" de l'en-tête de l'aperçu, renommer "Catégorie" en "Catégorie de risque"</w:t>
+              <w:t>Export PDF : supprimer "Microfinance XYZ" de l'en-tête, renommer "Catégorie" en "Catégorie de risque"</w:t>
             </w:r>
           </w:p>
         </w:tc>
@@ -1267,7 +1272,7 @@
           </w:tcPr>
           <w:p>
             <w:r>
-              <w:t>J10</w:t>
+              <w:t>Ven 11 sept</w:t>
             </w:r>
           </w:p>
         </w:tc>
@@ -1277,7 +1282,7 @@
           </w:tcPr>
           <w:p>
             <w:r>
-              <w:t>0,5 j</w:t>
+              <w:t>1 h 30</w:t>
             </w:r>
           </w:p>
         </w:tc>
@@ -1287,7 +1292,7 @@
           </w:tcPr>
           <w:p>
             <w:r>
-              <w:t>Éviter un nom d'institution fictif visible sur un document destiné à être partagé avec un client ; clarté du libellé.</w:t>
+              <w:t>Éviter un nom d'institution fictif sur un document partageable ; clarté du libellé.</w:t>
             </w:r>
           </w:p>
         </w:tc>
@@ -1299,7 +1304,7 @@
           </w:tcPr>
           <w:p>
             <w:r>
-              <w:t>Ajouter un footer global (copyright, version de l'app, nom de l'app), visible sur toutes les pages</w:t>
+              <w:t>Ajouter un footer global (copyright, version, nom de l'app)</w:t>
             </w:r>
           </w:p>
         </w:tc>
@@ -1309,7 +1314,7 @@
           </w:tcPr>
           <w:p>
             <w:r>
-              <w:t>J11</w:t>
+              <w:t>Ven 11 sept</w:t>
             </w:r>
           </w:p>
         </w:tc>
@@ -1319,7 +1324,7 @@
           </w:tcPr>
           <w:p>
             <w:r>
-              <w:t>0,5 j</w:t>
+              <w:t>1 h 30</w:t>
             </w:r>
           </w:p>
         </w:tc>
@@ -1329,7 +1334,7 @@
           </w:tcPr>
           <w:p>
             <w:r>
-              <w:t>Élément transverse à toutes les pages : fait en dernier, une fois les textes de tout le monde stabilisés, pour éviter les retouches répétées.</w:t>
+              <w:t>Transverse à toutes les pages : fait en dernier, une fois les textes de tout le monde stabilisés.</w:t>
             </w:r>
           </w:p>
         </w:tc>
@@ -1337,7 +1342,7 @@
     </w:tbl>
     <w:p>
       <w:r>
-        <w:t>Total : ~3 jours. Fin de bloc : Aristide pousse son code, intègre l'ensemble via Pull Request vers main — clôture du sprint.</w:t>
+        <w:t>Total : ~9 h (≈ 1,5 jour). Fin de bloc vendredi 11 septembre : Aristide pousse son code, intègre l'ensemble via Pull Request vers main — clôture du sprint.</w:t>
       </w:r>
     </w:p>
     <w:p>
@@ -1353,7 +1358,7 @@
         <w:pStyle w:val="ListBullet"/>
       </w:pPr>
       <w:r>
-        <w:t>Un seul membre modifie app/app_v2.py à la fois — pas de travail en parallèle sur le code cette fois-ci, contrairement à la semaine de marge : le calendrier est plus long, mais aucun conflit de fusion n'est possible.</w:t>
+        <w:t>Calendrier cible : lundi 7 septembre (soir) → vendredi 11 septembre 2026, soit 5 jours calendaires. Limite absolue : lundi 14 septembre (1 semaine), à ne dépasser sous aucun prétexte.</w:t>
       </w:r>
     </w:p>
     <w:p>
@@ -1361,7 +1366,7 @@
         <w:pStyle w:val="ListBullet"/>
       </w:pPr>
       <w:r>
-        <w:t>Chaque bloc se termine par un push explicite (et une Pull Request) avant la passation ; le membre suivant démarre systématiquement par un pull, jamais sur une copie locale non synchronisée.</w:t>
+        <w:t>Un seul membre modifie app/app_v2.py à la fois — aucun travail en parallèle sur le code, pour exclure tout conflit de fusion malgré le calendrier resserré.</w:t>
       </w:r>
     </w:p>
     <w:p>
@@ -1369,7 +1374,7 @@
         <w:pStyle w:val="ListBullet"/>
       </w:pPr>
       <w:r>
-        <w:t>"Mot de passe oublié" (Marie-Thérèse) dépend de ce que permet Supabase — à valider dès J1 avant d'estimer plus précisément la suite de son bloc ; un retard ici décale tout le calendrier.</w:t>
+        <w:t>Chaque bloc se termine par un push explicite (et une Pull Request) avant la passation ; le membre suivant démarre par un pull dès réception, sans délai d'attente.</w:t>
       </w:r>
     </w:p>
     <w:p>
@@ -1377,7 +1382,7 @@
         <w:pStyle w:val="ListBullet"/>
       </w:pPr>
       <w:r>
-        <w:t>Le texte sous le logo de la page de connexion doit être choisi par l'équipe avant J1, pour ne pas bloquer Marie-Thérèse en cours de bloc.</w:t>
+        <w:t>"Mot de passe oublié" dépend de ce que permet Supabase — à valider dès ce soir (lundi) par Marie-Thérèse, avant toute autre tâche de son bloc.</w:t>
       </w:r>
     </w:p>
     <w:p>
@@ -1385,7 +1390,23 @@
         <w:pStyle w:val="ListBullet"/>
       </w:pPr>
       <w:r>
-        <w:t>Le multilingue (Andy, J8) reste conditionnel et plafonné à 1 jour : s'il n'est pas concluant, Andy documente le blocage et passe la main à Aristide sans attendre — la fin du sprint ne doit pas glisser à cause de cet item.</w:t>
+        <w:t>Le texte sous le logo de la page de connexion doit être choisi par l'équipe avant ce soir, pour ne pas faire perdre de temps à Marie-Thérèse en cours de bloc.</w:t>
+      </w:r>
+    </w:p>
+    <w:p>
+      <w:pPr>
+        <w:pStyle w:val="ListBullet"/>
+      </w:pPr>
+      <w:r>
+        <w:t>Le multilingue (Andy) reste conditionnel et plafonné à 3 h : s'il n'est pas concluant, Andy documente le blocage et passe la main à Aristide immédiatement — cet item ne doit jamais faire déraper le calendrier serré.</w:t>
+      </w:r>
+    </w:p>
+    <w:p>
+      <w:pPr>
+        <w:pStyle w:val="ListBullet"/>
+      </w:pPr>
+      <w:r>
+        <w:t>Réactivité attendue de chaque membre : répondre/pousser dans la foulée de la fin de son bloc, sans attendre le lendemain, pour tenir l'objectif de 5 jours.</w:t>
       </w:r>
     </w:p>
     <w:p>
@@ -1398,7 +1419,7 @@
     </w:p>
     <w:p>
       <w:r>
-        <w:t>Point d'avancement à chaque passation (fin de bloc de Marie-Thérèse, fin de bloc d'Andy) : rapide validation de ce qui a été fait avant que le membre suivant ne démarre, pour repartir sur une base commune claire.</w:t>
+        <w:t>Point d'avancement rapide à chaque passation (fin de bloc de Marie-Thérèse mercredi matin, fin de bloc d'Andy jeudi matin) : validation express de ce qui a été fait avant que le membre suivant ne démarre.</w:t>
       </w:r>
     </w:p>
     <w:p>
@@ -1411,7 +1432,7 @@
     </w:p>
     <w:p>
       <w:r>
-        <w:t>Application avec :</w:t>
+        <w:t>Application avec, au plus tard vendredi 11 septembre 2026 :</w:t>
       </w:r>
     </w:p>
     <w:p>
